--- a/public/templates/授权委托书.docx
+++ b/public/templates/授权委托书.docx
@@ -208,7 +208,50 @@
           <w:sz w:val="24"/>
           <w:szCs w:val="24"/>
         </w:rPr>
-        <w:t xml:space="preserve">3. {{代理权限3}}。</w:t>
+        <w:t xml:space="preserve">3. {{代理权限3}}；</w:t>
+      </w:r>
+    </w:p>
+    <w:p>
+      <w:pPr>
+        <w:spacing w:line="360"/>
+        <w:ind w:firstLine="480"/>
+      </w:pPr>
+      <w:r>
+        <w:rPr>
+          <w:rFonts w:ascii="宋体" w:cs="宋体" w:eastAsia="宋体" w:hAnsi="宋体"/>
+          <w:sz w:val="24"/>
+          <w:szCs w:val="24"/>
+        </w:rPr>
+        <w:t xml:space="preserve">4. 代为承认、放弃、变更诉讼请求，进行和解，提起反诉或者上诉；</w:t>
+      </w:r>
+    </w:p>
+    <w:p>
+      <w:pPr>
+        <w:spacing w:line="360"/>
+        <w:ind w:firstLine="480"/>
+      </w:pPr>
+      <w:r>
+        <w:rPr>
+          <w:rFonts w:ascii="宋体" w:cs="宋体" w:eastAsia="宋体" w:hAnsi="宋体"/>
+          <w:sz w:val="24"/>
+          <w:szCs w:val="24"/>
+        </w:rPr>
+        <w:t xml:space="preserve">5. 代为签收法律文书；</w:t>
+      </w:r>
+    </w:p>
+    <w:p>
+      <w:pPr>
+        <w:spacing w:line="360"/>
+        <w:ind w:firstLine="480"/>
+      </w:pPr>
+      <w:r>
+        <w:rPr>
+          <w:rFonts w:ascii="宋体" w:cs="宋体" w:eastAsia="宋体" w:hAnsi="宋体"/>
+          <w:color w:val="FF0000"/>
+          <w:sz w:val="24"/>
+          <w:szCs w:val="24"/>
+        </w:rPr>
+        <w:t xml:space="preserve">6. 其他与{{委托事由}}相关的法律事务。</w:t>
       </w:r>
     </w:p>
     <w:p/>
@@ -240,22 +283,81 @@
           <w:sz w:val="24"/>
           <w:szCs w:val="24"/>
         </w:rPr>
-        <w:t xml:space="preserve">自{{开始日期}}起至{{结束日期}}止。</w:t>
-      </w:r>
-    </w:p>
-    <w:p/>
-    <w:p>
-      <w:pPr>
-        <w:spacing w:line="360"/>
-        <w:ind w:firstLine="480"/>
-      </w:pPr>
-      <w:r>
-        <w:rPr>
-          <w:rFonts w:ascii="宋体" w:cs="宋体" w:eastAsia="宋体" w:hAnsi="宋体"/>
-          <w:sz w:val="24"/>
-          <w:szCs w:val="24"/>
-        </w:rPr>
-        <w:t xml:space="preserve">受托人在上述权限范围内所签署的有关文件，委托人均予以承认。</w:t>
+        <w:t xml:space="preserve">自{{开始日期}}起至{{结束日期}}止，或至{{委托事由}}完成之日止。</w:t>
+      </w:r>
+    </w:p>
+    <w:p/>
+    <w:p>
+      <w:pPr>
+        <w:spacing w:before="200" w:after="200"/>
+      </w:pPr>
+      <w:r>
+        <w:rPr>
+          <w:rFonts w:ascii="宋体" w:cs="宋体" w:eastAsia="宋体" w:hAnsi="宋体"/>
+          <w:b/>
+          <w:bCs/>
+          <w:color w:val="000000"/>
+          <w:sz w:val="28"/>
+          <w:szCs w:val="28"/>
+        </w:rPr>
+        <w:t xml:space="preserve">特别说明：</w:t>
+      </w:r>
+    </w:p>
+    <w:p>
+      <w:pPr>
+        <w:spacing w:line="360"/>
+        <w:ind w:firstLine="480"/>
+      </w:pPr>
+      <w:r>
+        <w:rPr>
+          <w:rFonts w:ascii="宋体" w:cs="宋体" w:eastAsia="宋体" w:hAnsi="宋体"/>
+          <w:sz w:val="24"/>
+          <w:szCs w:val="24"/>
+        </w:rPr>
+        <w:t xml:space="preserve">1. 受托人在上述权限范围内所签署的有关文件，委托人均予以承认。</w:t>
+      </w:r>
+    </w:p>
+    <w:p>
+      <w:pPr>
+        <w:spacing w:line="360"/>
+        <w:ind w:firstLine="480"/>
+      </w:pPr>
+      <w:r>
+        <w:rPr>
+          <w:rFonts w:ascii="宋体" w:cs="宋体" w:eastAsia="宋体" w:hAnsi="宋体"/>
+          <w:sz w:val="24"/>
+          <w:szCs w:val="24"/>
+        </w:rPr>
+        <w:t xml:space="preserve">2. 受托人应按照委托人的指示处理委托事务，不得超越代理权限。</w:t>
+      </w:r>
+    </w:p>
+    <w:p>
+      <w:pPr>
+        <w:spacing w:line="360"/>
+        <w:ind w:firstLine="480"/>
+      </w:pPr>
+      <w:r>
+        <w:rPr>
+          <w:rFonts w:ascii="宋体" w:cs="宋体" w:eastAsia="宋体" w:hAnsi="宋体"/>
+          <w:sz w:val="24"/>
+          <w:szCs w:val="24"/>
+        </w:rPr>
+        <w:t xml:space="preserve">3. 受托人因处理委托事务支出的必要费用，由委托人承担。</w:t>
+      </w:r>
+    </w:p>
+    <w:p>
+      <w:pPr>
+        <w:spacing w:line="360"/>
+        <w:ind w:firstLine="480"/>
+      </w:pPr>
+      <w:r>
+        <w:rPr>
+          <w:rFonts w:ascii="宋体" w:cs="宋体" w:eastAsia="宋体" w:hAnsi="宋体"/>
+          <w:color w:val="FF0000"/>
+          <w:sz w:val="24"/>
+          <w:szCs w:val="24"/>
+        </w:rPr>
+        <w:t xml:space="preserve">4. 委托人可以随时撤销委托，但应提前{{通知期限}}日书面通知受托人。</w:t>
       </w:r>
     </w:p>
     <w:p/>
